--- a/PP-salygos/templates/sutartys/PSR_LT_BS.docx
+++ b/PP-salygos/templates/sutartys/PSR_LT_BS.docx
@@ -13278,7 +13278,7 @@
       </w:r>
       <w:proofErr w:type="spellEnd"/>
       <w:r>
-        <w:t xml:space="preserve"> pristatomos Pagrindinės įrangos terminus, </w:t>
+        <w:t xml:space="preserve"> pristatomų Pagrindinių įrenginių terminus, </w:t>
       </w:r>
       <w:r>
         <w:t>Darbų apmokėjimui skirtą informaciją, susiejant ją su Darbų žiniaraštyje nurodytų turto vienetų ar jų dalių planuojam</w:t>
@@ -20708,7 +20708,7 @@
         <w:t xml:space="preserve"> </w:t>
       </w:r>
       <w:r>
-        <w:t xml:space="preserve">ir nėra pasirašytas Įrenginių, Pagrindinių įrenginių ir (arba) Medžiagų perdavimo–priėmimo aktas, jų kaina į Atliktų darbų aktą neįtraukiama ir neapmokama. Ši kaina gali būti įtraukta į vėlesnį Atliktų darbų aktą tik Rangovui gražinus </w:t>
+        <w:t xml:space="preserve">ir nėra pasirašytas Įrenginių, Pagrindinių įrenginių ir (arba) Medžiagų perdavimo–priėmimo aktas, jų kaina į Atliktų darbų aktą neįtraukiama ir neapmokama. Ši kaina gali būti įtraukta į vėlesnį Atliktų darbų aktą tik Rangovui grąžinus </w:t>
       </w:r>
       <w:r>
         <w:t xml:space="preserve">Užsakovui Įrenginius, Pagrindinius įrenginius ir (arba) Medžiagas </w:t>

--- a/PP-salygos/templates/sutartys/PSR_LT_BS.docx
+++ b/PP-salygos/templates/sutartys/PSR_LT_BS.docx
@@ -43484,13 +43484,13 @@
         <w:t>be raštiško Užsakovo sutikimo.</w:t>
       </w:r>
       <w:r>
-        <w:t xml:space="preserve"> Jei Rangovas nesilaiko šio reikalavimo, Užsakovas ir teises bei pareigas perėmęs tre</w:t>
-      </w:r>
-      <w:r>
-        <w:t>čia</w:t>
-      </w:r>
-      <w:r>
-        <w:t xml:space="preserve">sis asmuo prieš Užsakovą atsako solidariai. </w:t>
+        <w:t xml:space="preserve"> Jei Rangovas nesilaiko šio reikalavimo, Rangovas ir teises bei pareigas perėmęs trečiasis asmuo</w:t>
+      </w:r>
+      <w:r>
+        <w:t xml:space="preserve"/>
+      </w:r>
+      <w:r>
+        <w:t xml:space="preserve"> prieš Užsakovą atsako solidariai. </w:t>
       </w:r>
     </w:p>
     <w:p>
